--- a/docs/Saad_Ahmed_Khanzada_Resume.docx
+++ b/docs/Saad_Ahmed_Khanzada_Resume.docx
@@ -81,7 +81,7 @@
           <w:color w:val="1A1A1A"/>
           <w:sz w:val="18"/>
         </w:rPr>
-        <w:t>Karachi, Pakistan — open to remote worldwide</w:t>
+        <w:t>Karachi, Pakistan · open to remote worldwide</w:t>
       </w:r>
     </w:p>
     <w:p>
@@ -169,7 +169,7 @@
           <w:color w:val="1A1A1A"/>
           <w:sz w:val="20"/>
         </w:rPr>
-        <w:t>Senior software engineer with 4+ years of professional experience building and delivering web and mobile products for clients across the US, UK, UAE, and Pakistan. I work across the full delivery lifecycle — running client requirement sessions, breaking business goals into technical plans, writing production React, React Native, Next.js, and SvelteKit code, coordinating backend, QA, and design, and owning the release pipeline through App Store Connect, Google Play Console, and multi-environment configuration. I currently lead a 12-person cross-functional team, and I use AI-assisted engineering to become productive in unfamiliar codebases fast, including shipping production fixes in Flutter and C++ stacks I had not worked in before.</w:t>
+        <w:t>Senior software engineer with 4+ years of professional experience building web and mobile products for clients in the US, UK, UAE and Pakistan. My work covers the whole delivery cycle. I run requirement sessions with clients, turn what they need into technical plans, write the production React, React Native, Next.js and SvelteKit code, coordinate backend, QA and design, and handle releases through App Store Connect and Google Play. I currently lead a 12-person cross-functional team. I also use AI-assisted analysis to get productive in unfamiliar codebases quickly, which is how I shipped production fixes in Flutter and C++ without having worked in either before.</w:t>
       </w:r>
     </w:p>
     <w:p>
@@ -204,7 +204,7 @@
           <w:color w:val="1A1A1A"/>
           <w:sz w:val="19"/>
         </w:rPr>
-        <w:t>Web &amp; mobile product development  ·  Cross-platform React Native / Expo  ·  Component architecture &amp; design systems  ·  State management at scale  ·  REST API integration &amp; data contracts  ·  Performance optimisation  ·  Cross-functional team leadership  ·  Sprint planning &amp; task breakdown  ·  Code review &amp; quality gates  ·  Risk identification &amp; escalation  ·  Release planning  ·  Multi-project coordination  ·  Requirement gathering workshops  ·  Client demos &amp; release walkthroughs  ·  Translating business needs to tickets  ·  Communicating technical constraints  ·  Scope negotiation  ·  Stakeholder reporting  ·  App Store Connect &amp; Google Play releases  ·  Firebase configuration &amp; services  ·  Multi-environment setup (dev/stage/prod)  ·  AWS Secrets Manager &amp; integrations  ·  AI-assisted engineering workflows  ·  n8n workflow automation</w:t>
+        <w:t>Web &amp; mobile product development  ·  Cross-platform React Native / Expo  ·  Component architecture &amp; design systems  ·  State management at scale  ·  REST API integration &amp; data contracts  ·  Performance optimization  ·  Cross-functional team leadership  ·  Sprint planning &amp; task breakdown  ·  Code review &amp; quality gates  ·  Risk identification &amp; escalation  ·  Release planning  ·  Multi-project coordination  ·  Requirement gathering workshops  ·  Client demos &amp; release walkthroughs  ·  Translating business needs to tickets  ·  Communicating technical constraints  ·  Scope negotiation  ·  Stakeholder reporting  ·  App Store Connect &amp; Google Play releases  ·  Firebase configuration &amp; services  ·  Multi-environment setup (dev/stage/prod)  ·  AWS Secrets Manager &amp; integrations  ·  AI-assisted engineering workflows  ·  n8n workflow automation</w:t>
       </w:r>
     </w:p>
     <w:p>
@@ -472,7 +472,7 @@
           <w:color w:val="555555"/>
           <w:sz w:val="22"/>
         </w:rPr>
-        <w:t xml:space="preserve">  —  </w:t>
+        <w:t xml:space="preserve">  |  </w:t>
       </w:r>
       <w:r>
         <w:rPr>
@@ -496,7 +496,7 @@
           <w:color w:val="555555"/>
           <w:sz w:val="18"/>
         </w:rPr>
-        <w:t>Dover, Delaware, United States (Remote)  ·  Dec 2024 — Present</w:t>
+        <w:t>Dover, Delaware, United States (Remote)  ·  Dec 2024 – Present</w:t>
       </w:r>
     </w:p>
     <w:p>
@@ -511,7 +511,7 @@
           <w:color w:val="555555"/>
           <w:sz w:val="17"/>
         </w:rPr>
-        <w:t>Hired as Senior React &amp; React Native Developer; scope now spans technical leadership and delivery ownership</w:t>
+        <w:t>Hired as Senior React &amp; React Native Developer. The scope now includes technical leadership and delivery ownership.</w:t>
       </w:r>
     </w:p>
     <w:p>
@@ -525,7 +525,7 @@
           <w:color w:val="1A1A1A"/>
           <w:sz w:val="19"/>
         </w:rPr>
-        <w:t>Assumed delivery leadership of an active social platform engagement mid-project after the Project Manager departed, taking on planning, coordination, and client reporting for a 12-person team without pausing the delivery schedule</w:t>
+        <w:t>Took over delivery leadership on a live social platform engagement when the Project Manager left. Picked up planning, coordination and client reporting for a 12-person team without pausing the schedule</w:t>
       </w:r>
     </w:p>
     <w:p>
@@ -539,7 +539,7 @@
           <w:color w:val="1A1A1A"/>
           <w:sz w:val="19"/>
         </w:rPr>
-        <w:t>Led the React Native build and team coordination for InvestWizz, a US investment platform, owning sprint planning and delivery management alongside hands-on development</w:t>
+        <w:t>Led the React Native build and team coordination for InvestWizz, a US investment platform, owning sprint planning and delivery alongside hands-on development</w:t>
       </w:r>
     </w:p>
     <w:p>
@@ -553,7 +553,7 @@
           <w:color w:val="1A1A1A"/>
           <w:sz w:val="19"/>
         </w:rPr>
-        <w:t>Resolved production defects in Vastu, a Flutter meditation application, despite no prior production Flutter experience — used AI-assisted analysis to build working knowledge of the codebase and shipped the fixes the client had engaged us for</w:t>
+        <w:t>Fixed production bugs in Vastu, a Flutter meditation app, with no prior production Flutter experience. Used AI-assisted analysis to learn the codebase and shipped the fixes the client hired us for</w:t>
       </w:r>
     </w:p>
     <w:p>
@@ -567,7 +567,7 @@
           <w:color w:val="1A1A1A"/>
           <w:sz w:val="19"/>
         </w:rPr>
-        <w:t>Diagnosed and fixed defects in Walkaround, a mobile product built on a C++ codebase, working from basic C++ familiarity and AI-assisted code comprehension</w:t>
+        <w:t>Traced and fixed bugs in Walkaround, a mobile product on a C++ codebase, working from basic C++ knowledge and AI-assisted code reading</w:t>
       </w:r>
     </w:p>
     <w:p>
@@ -581,7 +581,7 @@
           <w:color w:val="1A1A1A"/>
           <w:sz w:val="19"/>
         </w:rPr>
-        <w:t>Delivered CallMe, a compliance-sensitive communication platform for calling incarcerated family members through government-approved numbers, handling the constraints that regulated telephony imposes on client-side flows</w:t>
+        <w:t>Delivered CallMe, a communication platform for calling incarcerated family members through government-approved numbers, working inside the constraints regulated telephony puts on client-side flows</w:t>
       </w:r>
     </w:p>
     <w:p>
@@ -595,7 +595,7 @@
           <w:color w:val="1A1A1A"/>
           <w:sz w:val="19"/>
         </w:rPr>
-        <w:t>Built AI-powered workflow automations in n8n and custom AI coding agents tuned to the team's development workflow</w:t>
+        <w:t>Built AI-powered workflow automations in n8n, plus custom coding agents tuned to how the team works</w:t>
       </w:r>
     </w:p>
     <w:p>
@@ -609,7 +609,7 @@
           <w:color w:val="1A1A1A"/>
           <w:sz w:val="19"/>
         </w:rPr>
-        <w:t>Established token and refresh-token authentication flows with protected navigation, and standardised Redux Toolkit state architecture across projects</w:t>
+        <w:t>Set up token and refresh-token auth with protected navigation, and standardized how Redux Toolkit state is structured across projects</w:t>
       </w:r>
     </w:p>
     <w:p>
@@ -623,7 +623,7 @@
           <w:color w:val="1A1A1A"/>
           <w:sz w:val="19"/>
         </w:rPr>
-        <w:t>Mentored junior developers through structured code review and pairing</w:t>
+        <w:t>Mentored junior developers through code review and pairing</w:t>
       </w:r>
     </w:p>
     <w:p>
@@ -670,7 +670,7 @@
           <w:color w:val="555555"/>
           <w:sz w:val="22"/>
         </w:rPr>
-        <w:t xml:space="preserve">  —  </w:t>
+        <w:t xml:space="preserve">  |  </w:t>
       </w:r>
       <w:r>
         <w:rPr>
@@ -694,7 +694,7 @@
           <w:color w:val="555555"/>
           <w:sz w:val="18"/>
         </w:rPr>
-        <w:t>Abu Dhabi, United Arab Emirates (Remote)  ·  Jun 2024 — Jan 2025</w:t>
+        <w:t>Abu Dhabi, United Arab Emirates (Remote)  ·  Jun 2024 – Jan 2025</w:t>
       </w:r>
     </w:p>
     <w:p>
@@ -708,7 +708,7 @@
           <w:color w:val="1A1A1A"/>
           <w:sz w:val="19"/>
         </w:rPr>
-        <w:t>Led development of a network-integrated portal system, taking responsibility for the frontend architecture and its integration surface with backend services</w:t>
+        <w:t>Led development of a network-integrated portal system, owning the frontend architecture and where it met the backend services</w:t>
       </w:r>
     </w:p>
     <w:p>
@@ -722,7 +722,7 @@
           <w:color w:val="1A1A1A"/>
           <w:sz w:val="19"/>
         </w:rPr>
-        <w:t>Delivered a responsive progressive web application that held up consistently across desktop, tablet, and mobile</w:t>
+        <w:t>Delivered a responsive progressive web app that behaved consistently on desktop, tablet and mobile</w:t>
       </w:r>
     </w:p>
     <w:p>
@@ -736,7 +736,7 @@
           <w:color w:val="1A1A1A"/>
           <w:sz w:val="19"/>
         </w:rPr>
-        <w:t>Built a reusable component layer on ShadCN and NextUI that reduced duplicated UI work across portal modules</w:t>
+        <w:t>Built a reusable component layer on ShadCN and NextUI that cut duplicated UI work across portal modules</w:t>
       </w:r>
     </w:p>
     <w:p>
@@ -750,7 +750,7 @@
           <w:color w:val="1A1A1A"/>
           <w:sz w:val="19"/>
         </w:rPr>
-        <w:t>Wired dynamic data interaction through REST and FastAPI integrations, replacing static placeholder content with live backend data</w:t>
+        <w:t>Wired up REST and FastAPI integrations to replace static placeholder content with live backend data</w:t>
       </w:r>
     </w:p>
     <w:p>
@@ -797,7 +797,7 @@
           <w:color w:val="555555"/>
           <w:sz w:val="22"/>
         </w:rPr>
-        <w:t xml:space="preserve">  —  </w:t>
+        <w:t xml:space="preserve">  |  </w:t>
       </w:r>
       <w:r>
         <w:rPr>
@@ -821,7 +821,7 @@
           <w:color w:val="555555"/>
           <w:sz w:val="18"/>
         </w:rPr>
-        <w:t>Karachi, Pakistan (On-site)  ·  Jul 2023 — Jul 2024</w:t>
+        <w:t>Karachi, Pakistan (On-site)  ·  Jul 2023 – Jul 2024</w:t>
       </w:r>
     </w:p>
     <w:p>
@@ -835,7 +835,7 @@
           <w:color w:val="1A1A1A"/>
           <w:sz w:val="19"/>
         </w:rPr>
-        <w:t>Delivered and secured client approval for three telecom PWAs for Zong, Ufone, and Jazz — Pakistan's largest mobile operators — each requiring its own data model and rendering strategy</w:t>
+        <w:t>Delivered three telecom PWAs and got client sign-off on all of them, for Zong, Ufone and Jazz, the largest mobile operators in Pakistan. Each one needed its own data model and rendering approach</w:t>
       </w:r>
     </w:p>
     <w:p>
@@ -849,7 +849,7 @@
           <w:color w:val="1A1A1A"/>
           <w:sz w:val="19"/>
         </w:rPr>
-        <w:t>Extended scope from frontend into full-stack delivery with SvelteKit, taking ownership of server-side rendering decisions and data access rather than consuming a finished API</w:t>
+        <w:t>Grew from frontend work into full-stack delivery with SvelteKit, taking on rendering decisions and data access instead of just consuming a finished API</w:t>
       </w:r>
     </w:p>
     <w:p>
@@ -863,7 +863,7 @@
           <w:color w:val="1A1A1A"/>
           <w:sz w:val="19"/>
         </w:rPr>
-        <w:t>Integrated PocketBase as the data backend for the Jazz platform, handling data management and retrieval end to end</w:t>
+        <w:t>Integrated PocketBase as the data backend for the Jazz platform, handling storage and retrieval end to end</w:t>
       </w:r>
     </w:p>
     <w:p>
@@ -877,7 +877,7 @@
           <w:color w:val="1A1A1A"/>
           <w:sz w:val="19"/>
         </w:rPr>
-        <w:t>Worked directly in Figma with designers, editing designs in place to resolve implementation conflicts before they reached development</w:t>
+        <w:t>Worked in Figma alongside the designers, editing files directly to settle implementation conflicts before they reached development</w:t>
       </w:r>
     </w:p>
     <w:p>
@@ -891,7 +891,7 @@
           <w:color w:val="1A1A1A"/>
           <w:sz w:val="19"/>
         </w:rPr>
-        <w:t>Handled server-side and client-side rendering boundaries deliberately to keep user data integrity intact across PWA sessions</w:t>
+        <w:t>Drew the server-side and client-side rendering boundaries carefully so user data stayed intact across PWA sessions</w:t>
       </w:r>
     </w:p>
     <w:p>
@@ -938,7 +938,7 @@
           <w:color w:val="555555"/>
           <w:sz w:val="22"/>
         </w:rPr>
-        <w:t xml:space="preserve">  —  </w:t>
+        <w:t xml:space="preserve">  |  </w:t>
       </w:r>
       <w:r>
         <w:rPr>
@@ -962,7 +962,7 @@
           <w:color w:val="555555"/>
           <w:sz w:val="18"/>
         </w:rPr>
-        <w:t>Stirling, Scotland, United Kingdom (Remote)  ·  Dec 2022 — Jul 2023</w:t>
+        <w:t>Stirling, Scotland, United Kingdom (Remote)  ·  Dec 2022 – Jul 2023</w:t>
       </w:r>
     </w:p>
     <w:p>
@@ -976,7 +976,7 @@
           <w:color w:val="1A1A1A"/>
           <w:sz w:val="19"/>
         </w:rPr>
-        <w:t>Coordinated cross-disciplinary teams through delivery of technical initiatives on schedule and within budget — the first role where my responsibility extended past my own tickets</w:t>
+        <w:t>Coordinated teams across disciplines to deliver technical projects on time and on budget. This was the first role where I was responsible for more than my own tickets</w:t>
       </w:r>
     </w:p>
     <w:p>
@@ -990,7 +990,7 @@
           <w:color w:val="1A1A1A"/>
           <w:sz w:val="19"/>
         </w:rPr>
-        <w:t>Introduced structured Git workflow and branching practice, removing the merge conflicts and overwritten work that had been slowing the team down</w:t>
+        <w:t>Introduced a proper Git workflow and branching strategy, which ended the merge conflicts and overwritten work that had been slowing everyone down</w:t>
       </w:r>
     </w:p>
     <w:p>
@@ -1004,7 +1004,7 @@
           <w:color w:val="1A1A1A"/>
           <w:sz w:val="19"/>
         </w:rPr>
-        <w:t>Built responsive layouts that held together across viewport sizes, and improved handover quality across the shared development pipeline</w:t>
+        <w:t>Built responsive layouts that held up across screen sizes, and improved how work was handed over inside the team</w:t>
       </w:r>
     </w:p>
     <w:p>
@@ -1070,7 +1070,7 @@
           <w:color w:val="555555"/>
           <w:sz w:val="20"/>
         </w:rPr>
-        <w:t xml:space="preserve">  —  </w:t>
+        <w:t xml:space="preserve">  ·  </w:t>
       </w:r>
       <w:r>
         <w:rPr>
@@ -1079,7 +1079,7 @@
           <w:color w:val="555555"/>
           <w:sz w:val="18"/>
         </w:rPr>
-        <w:t>Technical Lead &amp; Senior Software Engineer · Feb 2026 — Present</w:t>
+        <w:t>Technical Lead &amp; Senior Software Engineer · Feb 2026 – Present</w:t>
       </w:r>
     </w:p>
     <w:p>
@@ -1095,7 +1095,7 @@
           <w:color w:val="1A1A1A"/>
           <w:sz w:val="19"/>
         </w:rPr>
-        <w:t>A social and creator platform spanning web and mobile. I lead a 12-person cross-functional team across both surfaces, having taken over delivery leadership mid-project after the Project Manager departed.</w:t>
+        <w:t>A social and creator platform across web and mobile. I lead a 12-person cross-functional team on both sides of it, after taking over delivery leadership partway through when the Project Manager left.</w:t>
       </w:r>
     </w:p>
     <w:p>
@@ -1134,7 +1134,7 @@
           <w:color w:val="555555"/>
           <w:sz w:val="20"/>
         </w:rPr>
-        <w:t xml:space="preserve">  —  </w:t>
+        <w:t xml:space="preserve">  ·  </w:t>
       </w:r>
       <w:r>
         <w:rPr>
@@ -1143,7 +1143,7 @@
           <w:color w:val="555555"/>
           <w:sz w:val="18"/>
         </w:rPr>
-        <w:t>Team Lead &amp; React Native Developer · Sep 2025 — Feb 2026</w:t>
+        <w:t>Team Lead &amp; React Native Developer · Sep 2025 – Feb 2026</w:t>
       </w:r>
     </w:p>
     <w:p>
@@ -1159,7 +1159,7 @@
           <w:color w:val="1A1A1A"/>
           <w:sz w:val="19"/>
         </w:rPr>
-        <w:t>A US investment platform where I combined team leadership and delivery management with hands-on React Native development — one of my strongest engagements.</w:t>
+        <w:t>A US investment platform where I did the team leadership and delivery management as well as the React Native build. One of my strongest engagements.</w:t>
       </w:r>
     </w:p>
     <w:p>
@@ -1198,7 +1198,7 @@
           <w:color w:val="555555"/>
           <w:sz w:val="20"/>
         </w:rPr>
-        <w:t xml:space="preserve">  —  </w:t>
+        <w:t xml:space="preserve">  ·  </w:t>
       </w:r>
       <w:r>
         <w:rPr>
@@ -1207,7 +1207,7 @@
           <w:color w:val="555555"/>
           <w:sz w:val="18"/>
         </w:rPr>
-        <w:t>Production Support Engineer (AI-assisted) · Jul 2025 — Sep 2025</w:t>
+        <w:t>Production Support Engineer (AI-assisted) · Jul 2025 – Sep 2025</w:t>
       </w:r>
     </w:p>
     <w:p>
@@ -1223,7 +1223,7 @@
           <w:color w:val="1A1A1A"/>
           <w:sz w:val="19"/>
         </w:rPr>
-        <w:t>A Flutter meditation application where the client engaged us purely to resolve production bugs — in a framework I had not worked in before.</w:t>
+        <w:t>A Flutter meditation app where the client hired us purely to fix production bugs, in a framework I hadn't worked in before.</w:t>
       </w:r>
     </w:p>
     <w:p>
@@ -1262,7 +1262,7 @@
           <w:color w:val="555555"/>
           <w:sz w:val="20"/>
         </w:rPr>
-        <w:t xml:space="preserve">  —  </w:t>
+        <w:t xml:space="preserve">  ·  </w:t>
       </w:r>
       <w:r>
         <w:rPr>
@@ -1271,7 +1271,7 @@
           <w:color w:val="555555"/>
           <w:sz w:val="18"/>
         </w:rPr>
-        <w:t>Automation Engineer &amp; AI Agent Architect · Jun 2025 — Present</w:t>
+        <w:t>Automation Engineer &amp; AI Agent Architect · Jun 2025 – Present</w:t>
       </w:r>
     </w:p>
     <w:p>
@@ -1326,7 +1326,7 @@
           <w:color w:val="555555"/>
           <w:sz w:val="20"/>
         </w:rPr>
-        <w:t xml:space="preserve">  —  </w:t>
+        <w:t xml:space="preserve">  ·  </w:t>
       </w:r>
       <w:r>
         <w:rPr>
@@ -1335,7 +1335,7 @@
           <w:color w:val="555555"/>
           <w:sz w:val="18"/>
         </w:rPr>
-        <w:t>Production Support Engineer (AI-assisted) · Apr 2025 — Jun 2025</w:t>
+        <w:t>Production Support Engineer (AI-assisted) · Apr 2025 – Jun 2025</w:t>
       </w:r>
     </w:p>
     <w:p>
@@ -1390,7 +1390,7 @@
           <w:color w:val="555555"/>
           <w:sz w:val="20"/>
         </w:rPr>
-        <w:t xml:space="preserve">  —  </w:t>
+        <w:t xml:space="preserve">  ·  </w:t>
       </w:r>
       <w:r>
         <w:rPr>
@@ -1399,7 +1399,7 @@
           <w:color w:val="555555"/>
           <w:sz w:val="18"/>
         </w:rPr>
-        <w:t>Senior Mobile Engineer · Jan 2025 — Apr 2025</w:t>
+        <w:t>Senior Mobile Engineer · Jan 2025 – Apr 2025</w:t>
       </w:r>
     </w:p>
     <w:p>
@@ -1473,7 +1473,7 @@
           <w:color w:val="555555"/>
           <w:sz w:val="19"/>
         </w:rPr>
-        <w:t xml:space="preserve">  —  </w:t>
+        <w:t xml:space="preserve">  ·  </w:t>
       </w:r>
       <w:r>
         <w:rPr>
@@ -1482,7 +1482,7 @@
           <w:color w:val="555555"/>
           <w:sz w:val="18"/>
         </w:rPr>
-        <w:t>DHA Suffa University, Karachi, Pakistan  ·  Oct 2019 — Aug 2023</w:t>
+        <w:t>DHA Suffa University, Karachi, Pakistan  ·  Oct 2019 – Aug 2023</w:t>
       </w:r>
     </w:p>
     <w:p>
@@ -1505,7 +1505,7 @@
           <w:color w:val="555555"/>
           <w:sz w:val="19"/>
         </w:rPr>
-        <w:t xml:space="preserve">  —  </w:t>
+        <w:t xml:space="preserve">  ·  </w:t>
       </w:r>
       <w:r>
         <w:rPr>
@@ -1514,7 +1514,7 @@
           <w:color w:val="555555"/>
           <w:sz w:val="18"/>
         </w:rPr>
-        <w:t>Whales College, Karachi, Pakistan  ·  Aug 2017 — Aug 2019</w:t>
+        <w:t>Whales College, Karachi, Pakistan  ·  Aug 2017 – Aug 2019</w:t>
       </w:r>
     </w:p>
     <w:p>
@@ -1556,7 +1556,7 @@
           <w:color w:val="555555"/>
           <w:sz w:val="19"/>
         </w:rPr>
-        <w:t xml:space="preserve">  —  </w:t>
+        <w:t xml:space="preserve">  ·  </w:t>
       </w:r>
       <w:r>
         <w:rPr>
@@ -1565,7 +1565,7 @@
           <w:color w:val="555555"/>
           <w:sz w:val="18"/>
         </w:rPr>
-        <w:t>Hazza Institute of Technology  ·  Mar 2023 — Sep 2023</w:t>
+        <w:t>Hazza Institute of Technology  ·  Mar 2023 – Sep 2023</w:t>
       </w:r>
     </w:p>
     <w:p>
@@ -1588,7 +1588,7 @@
           <w:color w:val="555555"/>
           <w:sz w:val="19"/>
         </w:rPr>
-        <w:t xml:space="preserve">  —  </w:t>
+        <w:t xml:space="preserve">  ·  </w:t>
       </w:r>
       <w:r>
         <w:rPr>
@@ -1597,7 +1597,7 @@
           <w:color w:val="555555"/>
           <w:sz w:val="18"/>
         </w:rPr>
-        <w:t>Professional training  ·  Jan 2022 — Mar 2022</w:t>
+        <w:t>Professional training  ·  Jan 2022 – Mar 2022</w:t>
       </w:r>
     </w:p>
     <w:p>
@@ -1620,7 +1620,7 @@
           <w:color w:val="555555"/>
           <w:sz w:val="19"/>
         </w:rPr>
-        <w:t xml:space="preserve">  —  </w:t>
+        <w:t xml:space="preserve">  ·  </w:t>
       </w:r>
       <w:r>
         <w:rPr>
@@ -1629,7 +1629,7 @@
           <w:color w:val="555555"/>
           <w:sz w:val="18"/>
         </w:rPr>
-        <w:t>Professional training  ·  Jan 2022 — Feb 2022</w:t>
+        <w:t>Professional training  ·  Jan 2022 – Feb 2022</w:t>
       </w:r>
     </w:p>
     <w:p>

--- a/docs/Saad_Ahmed_Khanzada_Resume.docx
+++ b/docs/Saad_Ahmed_Khanzada_Resume.docx
@@ -169,7 +169,7 @@
           <w:color w:val="1A1A1A"/>
           <w:sz w:val="20"/>
         </w:rPr>
-        <w:t>Senior software engineer with 4+ years of professional experience building web and mobile products for clients in the US, UK, UAE and Pakistan. My work covers the whole delivery cycle. I run requirement sessions with clients, turn what they need into technical plans, write the production React, React Native, Next.js and SvelteKit code, coordinate backend, QA and design, and handle releases through App Store Connect and Google Play. I currently lead a 12-person cross-functional team. I also use AI-assisted analysis to get productive in unfamiliar codebases quickly, which is how I shipped production fixes in Flutter and C++ without having worked in either before.</w:t>
+        <w:t>Senior software engineer with 5+ years of professional experience building web and mobile products for clients in the US, UK, UAE and Pakistan. My work covers the whole delivery cycle. I run requirement sessions with clients, turn what they need into technical plans, write the production React, React Native, Next.js and SvelteKit code, coordinate backend, QA and design, and handle releases through App Store Connect and Google Play. I currently lead a 12-person cross-functional team. I also use AI-assisted analysis to get productive in codebases and stacks outside my usual day-to-day fast, which is how I shipped production fixes in Flutter and C++ with no prior experience in either.</w:t>
       </w:r>
     </w:p>
     <w:p>
